--- a/SmartphoneShop.PZ/Руководство_пользователя.docx
+++ b/SmartphoneShop.PZ/Руководство_пользователя.docx
@@ -54,7 +54,7 @@
         <w:rPr>
           <w:rFonts w:eastAsia="Times New Roman"/>
         </w:rPr>
-        <w:t>SmartphoneShop</w:t>
+        <w:t>rxxMRKT</w:t>
       </w:r>
       <w:proofErr w:type="spellEnd"/>
       <w:r>
@@ -62,22 +62,7 @@
           <w:rFonts w:eastAsia="Times New Roman"/>
           <w:lang w:val="ru-RU"/>
         </w:rPr>
-        <w:t>» («</w:t>
-      </w:r>
-      <w:proofErr w:type="spellStart"/>
-      <w:r>
-        <w:rPr>
-          <w:rFonts w:eastAsia="Times New Roman"/>
-        </w:rPr>
-        <w:t>rxxMRKT</w:t>
-      </w:r>
-      <w:proofErr w:type="spellEnd"/>
-      <w:r>
-        <w:rPr>
-          <w:rFonts w:eastAsia="Times New Roman"/>
-          <w:lang w:val="ru-RU"/>
-        </w:rPr>
-        <w:t>»). Версия: 1.0.</w:t>
+        <w:t>». Версия: 1.0.</w:t>
       </w:r>
     </w:p>
     <w:p>
@@ -939,6 +924,7 @@
         <w:rPr>
           <w:lang w:val="ru-RU"/>
         </w:rPr>
+        <w:lastRenderedPageBreak/>
         <w:t>Продолжение таблицы 1.1</w:t>
       </w:r>
     </w:p>
@@ -1659,7 +1645,7 @@
         <w:rPr>
           <w:rFonts w:eastAsia="Times New Roman"/>
         </w:rPr>
-        <w:t>SmartphoneShop</w:t>
+        <w:t>rxxMRKT</w:t>
       </w:r>
       <w:proofErr w:type="spellEnd"/>
       <w:r>
@@ -3348,14 +3334,11 @@
         <w:jc w:val="center"/>
       </w:pPr>
       <w:r>
-        <w:rPr>
-          <w:noProof/>
-        </w:rPr>
         <w:drawing>
-          <wp:inline distT="0" distB="0" distL="0" distR="0" wp14:anchorId="2CA297DF" wp14:editId="74A91835">
-            <wp:extent cx="5040000" cy="2882250"/>
+          <wp:inline distT="0" distB="0" distL="0" distR="0" wp14:anchorId="49C0D338" wp14:editId="2F051585">
+            <wp:extent cx="5012859" cy="2385060"/>
             <wp:effectExtent l="0" t="0" r="0" b="0"/>
-            <wp:docPr id="3" name="Picture 3"/>
+            <wp:docPr id="5" name="Рисунок 5"/>
             <wp:cNvGraphicFramePr>
               <a:graphicFrameLocks xmlns:a="http://schemas.openxmlformats.org/drawingml/2006/main" noChangeAspect="1"/>
             </wp:cNvGraphicFramePr>
@@ -3363,7 +3346,7 @@
               <a:graphicData uri="http://schemas.openxmlformats.org/drawingml/2006/picture">
                 <pic:pic xmlns:pic="http://schemas.openxmlformats.org/drawingml/2006/picture">
                   <pic:nvPicPr>
-                    <pic:cNvPr id="0" name="04_catalog.png"/>
+                    <pic:cNvPr id="1" name=""/>
                     <pic:cNvPicPr/>
                   </pic:nvPicPr>
                   <pic:blipFill>
@@ -3375,7 +3358,7 @@
                   <pic:spPr>
                     <a:xfrm>
                       <a:off x="0" y="0"/>
-                      <a:ext cx="5040000" cy="2882250"/>
+                      <a:ext cx="5015822" cy="2386470"/>
                     </a:xfrm>
                     <a:prstGeom prst="rect">
                       <a:avLst/>
@@ -3434,14 +3417,11 @@
         <w:jc w:val="center"/>
       </w:pPr>
       <w:r>
-        <w:rPr>
-          <w:noProof/>
-        </w:rPr>
         <w:drawing>
-          <wp:inline distT="0" distB="0" distL="0" distR="0" wp14:anchorId="16128D10" wp14:editId="60BA5030">
-            <wp:extent cx="5040000" cy="2882250"/>
-            <wp:effectExtent l="0" t="0" r="0" b="0"/>
-            <wp:docPr id="4" name="Picture 4"/>
+          <wp:inline distT="0" distB="0" distL="0" distR="0" wp14:anchorId="05D1198C" wp14:editId="592FA537">
+            <wp:extent cx="4991100" cy="2394448"/>
+            <wp:effectExtent l="0" t="0" r="0" b="6350"/>
+            <wp:docPr id="13" name="Рисунок 13"/>
             <wp:cNvGraphicFramePr>
               <a:graphicFrameLocks xmlns:a="http://schemas.openxmlformats.org/drawingml/2006/main" noChangeAspect="1"/>
             </wp:cNvGraphicFramePr>
@@ -3449,7 +3429,7 @@
               <a:graphicData uri="http://schemas.openxmlformats.org/drawingml/2006/picture">
                 <pic:pic xmlns:pic="http://schemas.openxmlformats.org/drawingml/2006/picture">
                   <pic:nvPicPr>
-                    <pic:cNvPr id="0" name="05_catalog_filtered.png"/>
+                    <pic:cNvPr id="1" name=""/>
                     <pic:cNvPicPr/>
                   </pic:nvPicPr>
                   <pic:blipFill>
@@ -3461,7 +3441,7 @@
                   <pic:spPr>
                     <a:xfrm>
                       <a:off x="0" y="0"/>
-                      <a:ext cx="5040000" cy="2882250"/>
+                      <a:ext cx="5003319" cy="2400310"/>
                     </a:xfrm>
                     <a:prstGeom prst="rect">
                       <a:avLst/>
@@ -3579,10 +3559,10 @@
       <w:r>
         <w:lastRenderedPageBreak/>
         <w:drawing>
-          <wp:inline distT="0" distB="0" distL="0" distR="0" wp14:anchorId="492D435B" wp14:editId="342E4B7F">
-            <wp:extent cx="4473582" cy="3460750"/>
-            <wp:effectExtent l="0" t="0" r="3175" b="6350"/>
-            <wp:docPr id="12" name="Рисунок 12"/>
+          <wp:inline distT="0" distB="0" distL="0" distR="0" wp14:anchorId="08D33BF3" wp14:editId="48939B10">
+            <wp:extent cx="5116921" cy="2438400"/>
+            <wp:effectExtent l="0" t="0" r="7620" b="0"/>
+            <wp:docPr id="14" name="Рисунок 14"/>
             <wp:cNvGraphicFramePr>
               <a:graphicFrameLocks xmlns:a="http://schemas.openxmlformats.org/drawingml/2006/main" noChangeAspect="1"/>
             </wp:cNvGraphicFramePr>
@@ -3602,7 +3582,7 @@
                   <pic:spPr>
                     <a:xfrm>
                       <a:off x="0" y="0"/>
-                      <a:ext cx="4474565" cy="3461510"/>
+                      <a:ext cx="5123715" cy="2441638"/>
                     </a:xfrm>
                     <a:prstGeom prst="rect">
                       <a:avLst/>
@@ -4082,15 +4062,12 @@
         <w:jc w:val="center"/>
       </w:pPr>
       <w:r>
-        <w:rPr>
-          <w:noProof/>
-        </w:rPr>
         <w:lastRenderedPageBreak/>
         <w:drawing>
-          <wp:inline distT="0" distB="0" distL="0" distR="0" wp14:anchorId="38BFE15E" wp14:editId="3435B4C8">
-            <wp:extent cx="5040000" cy="2882250"/>
-            <wp:effectExtent l="0" t="0" r="0" b="0"/>
-            <wp:docPr id="6" name="Picture 6"/>
+          <wp:inline distT="0" distB="0" distL="0" distR="0" wp14:anchorId="39B80690" wp14:editId="5EDFD610">
+            <wp:extent cx="5128260" cy="2467924"/>
+            <wp:effectExtent l="0" t="0" r="0" b="8890"/>
+            <wp:docPr id="23" name="Рисунок 23"/>
             <wp:cNvGraphicFramePr>
               <a:graphicFrameLocks xmlns:a="http://schemas.openxmlformats.org/drawingml/2006/main" noChangeAspect="1"/>
             </wp:cNvGraphicFramePr>
@@ -4098,7 +4075,7 @@
               <a:graphicData uri="http://schemas.openxmlformats.org/drawingml/2006/picture">
                 <pic:pic xmlns:pic="http://schemas.openxmlformats.org/drawingml/2006/picture">
                   <pic:nvPicPr>
-                    <pic:cNvPr id="0" name="07_cart.png"/>
+                    <pic:cNvPr id="1" name=""/>
                     <pic:cNvPicPr/>
                   </pic:nvPicPr>
                   <pic:blipFill>
@@ -4110,7 +4087,7 @@
                   <pic:spPr>
                     <a:xfrm>
                       <a:off x="0" y="0"/>
-                      <a:ext cx="5040000" cy="2882250"/>
+                      <a:ext cx="5132146" cy="2469794"/>
                     </a:xfrm>
                     <a:prstGeom prst="rect">
                       <a:avLst/>
@@ -4169,14 +4146,11 @@
         <w:jc w:val="center"/>
       </w:pPr>
       <w:r>
-        <w:rPr>
-          <w:noProof/>
-        </w:rPr>
         <w:drawing>
-          <wp:inline distT="0" distB="0" distL="0" distR="0" wp14:anchorId="0B652A23" wp14:editId="430E2D26">
-            <wp:extent cx="5040000" cy="2882250"/>
-            <wp:effectExtent l="0" t="0" r="0" b="0"/>
-            <wp:docPr id="7" name="Picture 7"/>
+          <wp:inline distT="0" distB="0" distL="0" distR="0" wp14:anchorId="1867DC7B" wp14:editId="7FBF61D3">
+            <wp:extent cx="5120456" cy="2430780"/>
+            <wp:effectExtent l="0" t="0" r="4445" b="7620"/>
+            <wp:docPr id="24" name="Рисунок 24"/>
             <wp:cNvGraphicFramePr>
               <a:graphicFrameLocks xmlns:a="http://schemas.openxmlformats.org/drawingml/2006/main" noChangeAspect="1"/>
             </wp:cNvGraphicFramePr>
@@ -4184,7 +4158,7 @@
               <a:graphicData uri="http://schemas.openxmlformats.org/drawingml/2006/picture">
                 <pic:pic xmlns:pic="http://schemas.openxmlformats.org/drawingml/2006/picture">
                   <pic:nvPicPr>
-                    <pic:cNvPr id="0" name="08_checkout.png"/>
+                    <pic:cNvPr id="1" name=""/>
                     <pic:cNvPicPr/>
                   </pic:nvPicPr>
                   <pic:blipFill>
@@ -4196,7 +4170,7 @@
                   <pic:spPr>
                     <a:xfrm>
                       <a:off x="0" y="0"/>
-                      <a:ext cx="5040000" cy="2882250"/>
+                      <a:ext cx="5123166" cy="2432067"/>
                     </a:xfrm>
                     <a:prstGeom prst="rect">
                       <a:avLst/>
@@ -4265,15 +4239,12 @@
         <w:jc w:val="center"/>
       </w:pPr>
       <w:r>
-        <w:rPr>
-          <w:noProof/>
-        </w:rPr>
         <w:lastRenderedPageBreak/>
         <w:drawing>
-          <wp:inline distT="0" distB="0" distL="0" distR="0" wp14:anchorId="11E6D9A2" wp14:editId="725C757B">
-            <wp:extent cx="5451978" cy="3117850"/>
-            <wp:effectExtent l="0" t="0" r="0" b="6350"/>
-            <wp:docPr id="8" name="Picture 8"/>
+          <wp:inline distT="0" distB="0" distL="0" distR="0" wp14:anchorId="5BAF62B7" wp14:editId="44B25C4E">
+            <wp:extent cx="5318760" cy="4448314"/>
+            <wp:effectExtent l="0" t="0" r="0" b="9525"/>
+            <wp:docPr id="25" name="Рисунок 25"/>
             <wp:cNvGraphicFramePr>
               <a:graphicFrameLocks xmlns:a="http://schemas.openxmlformats.org/drawingml/2006/main" noChangeAspect="1"/>
             </wp:cNvGraphicFramePr>
@@ -4281,7 +4252,7 @@
               <a:graphicData uri="http://schemas.openxmlformats.org/drawingml/2006/picture">
                 <pic:pic xmlns:pic="http://schemas.openxmlformats.org/drawingml/2006/picture">
                   <pic:nvPicPr>
-                    <pic:cNvPr id="0" name="09_order_success.png"/>
+                    <pic:cNvPr id="1" name=""/>
                     <pic:cNvPicPr/>
                   </pic:nvPicPr>
                   <pic:blipFill>
@@ -4293,7 +4264,7 @@
                   <pic:spPr>
                     <a:xfrm>
                       <a:off x="0" y="0"/>
-                      <a:ext cx="5457959" cy="3121270"/>
+                      <a:ext cx="5320027" cy="4449374"/>
                     </a:xfrm>
                     <a:prstGeom prst="rect">
                       <a:avLst/>
@@ -4325,6 +4296,7 @@
       <w:pPr>
         <w:pStyle w:val="Body14"/>
         <w:rPr>
+          <w:rFonts w:eastAsia="Times New Roman"/>
           <w:lang w:val="ru-RU"/>
         </w:rPr>
       </w:pPr>
@@ -4338,6 +4310,14 @@
     </w:p>
     <w:p>
       <w:pPr>
+        <w:pStyle w:val="Body14"/>
+        <w:rPr>
+          <w:lang w:val="ru-RU"/>
+        </w:rPr>
+      </w:pPr>
+    </w:p>
+    <w:p>
+      <w:pPr>
         <w:jc w:val="center"/>
       </w:pPr>
       <w:r>
@@ -4345,9 +4325,9 @@
           <w:noProof/>
         </w:rPr>
         <w:drawing>
-          <wp:inline distT="0" distB="0" distL="0" distR="0" wp14:anchorId="787F0B10" wp14:editId="47E39465">
-            <wp:extent cx="5940425" cy="2861945"/>
-            <wp:effectExtent l="0" t="0" r="3175" b="0"/>
+          <wp:inline distT="0" distB="0" distL="0" distR="0" wp14:anchorId="787F0B10" wp14:editId="6B79A185">
+            <wp:extent cx="5242560" cy="2525731"/>
+            <wp:effectExtent l="0" t="0" r="0" b="8255"/>
             <wp:docPr id="20" name="Рисунок 20"/>
             <wp:cNvGraphicFramePr>
               <a:graphicFrameLocks xmlns:a="http://schemas.openxmlformats.org/drawingml/2006/main" noChangeAspect="1"/>
@@ -4368,7 +4348,7 @@
                   <pic:spPr>
                     <a:xfrm>
                       <a:off x="0" y="0"/>
-                      <a:ext cx="5940425" cy="2861945"/>
+                      <a:ext cx="5252726" cy="2530629"/>
                     </a:xfrm>
                     <a:prstGeom prst="rect">
                       <a:avLst/>
@@ -4409,6 +4389,7 @@
           <w:rFonts w:eastAsia="Times New Roman"/>
           <w:lang w:val="ru-RU"/>
         </w:rPr>
+        <w:lastRenderedPageBreak/>
         <w:t>3.4 Избранное и сравнение</w:t>
       </w:r>
     </w:p>
@@ -4483,7 +4464,6 @@
         <w:rPr>
           <w:rFonts w:eastAsia="Times New Roman"/>
         </w:rPr>
-        <w:lastRenderedPageBreak/>
         <w:t>Таблица</w:t>
       </w:r>
       <w:proofErr w:type="spellEnd"/>
@@ -4765,14 +4745,11 @@
         <w:jc w:val="center"/>
       </w:pPr>
       <w:r>
-        <w:rPr>
-          <w:noProof/>
-        </w:rPr>
         <w:drawing>
-          <wp:inline distT="0" distB="0" distL="0" distR="0" wp14:anchorId="3497B12A" wp14:editId="38FD5D12">
-            <wp:extent cx="5773989" cy="3302000"/>
-            <wp:effectExtent l="0" t="0" r="0" b="0"/>
-            <wp:docPr id="10" name="Picture 10"/>
+          <wp:inline distT="0" distB="0" distL="0" distR="0" wp14:anchorId="3CA5ED0F" wp14:editId="41730441">
+            <wp:extent cx="5120640" cy="2457688"/>
+            <wp:effectExtent l="0" t="0" r="3810" b="0"/>
+            <wp:docPr id="26" name="Рисунок 26"/>
             <wp:cNvGraphicFramePr>
               <a:graphicFrameLocks xmlns:a="http://schemas.openxmlformats.org/drawingml/2006/main" noChangeAspect="1"/>
             </wp:cNvGraphicFramePr>
@@ -4780,7 +4757,7 @@
               <a:graphicData uri="http://schemas.openxmlformats.org/drawingml/2006/picture">
                 <pic:pic xmlns:pic="http://schemas.openxmlformats.org/drawingml/2006/picture">
                   <pic:nvPicPr>
-                    <pic:cNvPr id="0" name="11_favorites.png"/>
+                    <pic:cNvPr id="1" name=""/>
                     <pic:cNvPicPr/>
                   </pic:nvPicPr>
                   <pic:blipFill>
@@ -4792,7 +4769,7 @@
                   <pic:spPr>
                     <a:xfrm>
                       <a:off x="0" y="0"/>
-                      <a:ext cx="5788443" cy="3310266"/>
+                      <a:ext cx="5128748" cy="2461579"/>
                     </a:xfrm>
                     <a:prstGeom prst="rect">
                       <a:avLst/>
@@ -5097,15 +5074,12 @@
         <w:jc w:val="center"/>
       </w:pPr>
       <w:r>
-        <w:rPr>
-          <w:noProof/>
-        </w:rPr>
         <w:lastRenderedPageBreak/>
         <w:drawing>
-          <wp:inline distT="0" distB="0" distL="0" distR="0" wp14:anchorId="1DF415A8" wp14:editId="37EF8E3F">
-            <wp:extent cx="5040000" cy="2882250"/>
-            <wp:effectExtent l="0" t="0" r="0" b="0"/>
-            <wp:docPr id="11" name="Picture 11"/>
+          <wp:inline distT="0" distB="0" distL="0" distR="0" wp14:anchorId="0383C99F" wp14:editId="78A78658">
+            <wp:extent cx="4998720" cy="2399172"/>
+            <wp:effectExtent l="0" t="0" r="0" b="1270"/>
+            <wp:docPr id="27" name="Рисунок 27"/>
             <wp:cNvGraphicFramePr>
               <a:graphicFrameLocks xmlns:a="http://schemas.openxmlformats.org/drawingml/2006/main" noChangeAspect="1"/>
             </wp:cNvGraphicFramePr>
@@ -5113,7 +5087,7 @@
               <a:graphicData uri="http://schemas.openxmlformats.org/drawingml/2006/picture">
                 <pic:pic xmlns:pic="http://schemas.openxmlformats.org/drawingml/2006/picture">
                   <pic:nvPicPr>
-                    <pic:cNvPr id="0" name="12_comparison.png"/>
+                    <pic:cNvPr id="1" name=""/>
                     <pic:cNvPicPr/>
                   </pic:nvPicPr>
                   <pic:blipFill>
@@ -5125,7 +5099,7 @@
                   <pic:spPr>
                     <a:xfrm>
                       <a:off x="0" y="0"/>
-                      <a:ext cx="5040000" cy="2882250"/>
+                      <a:ext cx="5002798" cy="2401129"/>
                     </a:xfrm>
                     <a:prstGeom prst="rect">
                       <a:avLst/>
@@ -5473,6 +5447,7 @@
     <w:p>
       <w:pPr>
         <w:pStyle w:val="FigureCaption"/>
+        <w:spacing w:before="0" w:after="0"/>
         <w:rPr>
           <w:lang w:val="ru-RU"/>
         </w:rPr>
@@ -5483,15 +5458,11 @@
         <w:jc w:val="center"/>
       </w:pPr>
       <w:r>
-        <w:rPr>
-          <w:noProof/>
-        </w:rPr>
-        <w:lastRenderedPageBreak/>
         <w:drawing>
-          <wp:inline distT="0" distB="0" distL="0" distR="0" wp14:anchorId="25536B73" wp14:editId="0BE70B0D">
-            <wp:extent cx="5379738" cy="2857500"/>
+          <wp:inline distT="0" distB="0" distL="0" distR="0" wp14:anchorId="048A071B" wp14:editId="06385D52">
+            <wp:extent cx="4838700" cy="2328576"/>
             <wp:effectExtent l="0" t="0" r="0" b="0"/>
-            <wp:docPr id="21" name="Рисунок 21"/>
+            <wp:docPr id="28" name="Рисунок 28"/>
             <wp:cNvGraphicFramePr>
               <a:graphicFrameLocks xmlns:a="http://schemas.openxmlformats.org/drawingml/2006/main" noChangeAspect="1"/>
             </wp:cNvGraphicFramePr>
@@ -5511,7 +5482,7 @@
                   <pic:spPr>
                     <a:xfrm>
                       <a:off x="0" y="0"/>
-                      <a:ext cx="5400445" cy="2868499"/>
+                      <a:ext cx="4850235" cy="2334127"/>
                     </a:xfrm>
                     <a:prstGeom prst="rect">
                       <a:avLst/>
@@ -5552,6 +5523,7 @@
           <w:rFonts w:eastAsia="Times New Roman"/>
           <w:lang w:val="ru-RU"/>
         </w:rPr>
+        <w:lastRenderedPageBreak/>
         <w:t>3.6 Заявки на ремонт</w:t>
       </w:r>
     </w:p>
@@ -5862,26 +5834,15 @@
     </w:tbl>
     <w:p>
       <w:pPr>
-        <w:pStyle w:val="FigureCaption"/>
-        <w:rPr>
-          <w:lang w:val="ru-RU"/>
-        </w:rPr>
-      </w:pPr>
-    </w:p>
-    <w:p>
-      <w:pPr>
+        <w:spacing w:before="280"/>
         <w:jc w:val="center"/>
       </w:pPr>
       <w:r>
-        <w:rPr>
-          <w:noProof/>
-        </w:rPr>
-        <w:lastRenderedPageBreak/>
         <w:drawing>
-          <wp:inline distT="0" distB="0" distL="0" distR="0" wp14:anchorId="545E6699" wp14:editId="63A4D6EE">
-            <wp:extent cx="5940425" cy="3212465"/>
-            <wp:effectExtent l="0" t="0" r="3175" b="6985"/>
-            <wp:docPr id="22" name="Рисунок 22"/>
+          <wp:inline distT="0" distB="0" distL="0" distR="0" wp14:anchorId="26D320F0" wp14:editId="51EA7F53">
+            <wp:extent cx="5281574" cy="4080164"/>
+            <wp:effectExtent l="0" t="0" r="0" b="0"/>
+            <wp:docPr id="29" name="Рисунок 29"/>
             <wp:cNvGraphicFramePr>
               <a:graphicFrameLocks xmlns:a="http://schemas.openxmlformats.org/drawingml/2006/main" noChangeAspect="1"/>
             </wp:cNvGraphicFramePr>
@@ -5901,7 +5862,7 @@
                   <pic:spPr>
                     <a:xfrm>
                       <a:off x="0" y="0"/>
-                      <a:ext cx="5940425" cy="3212465"/>
+                      <a:ext cx="5286785" cy="4084189"/>
                     </a:xfrm>
                     <a:prstGeom prst="rect">
                       <a:avLst/>
@@ -5983,6 +5944,7 @@
           <w:rFonts w:eastAsia="Times New Roman"/>
           <w:lang w:val="ru-RU"/>
         </w:rPr>
+        <w:lastRenderedPageBreak/>
         <w:t xml:space="preserve">Управление товарами позволяет добавлять, редактировать и удалять смартфоны (таблица 1.11). </w:t>
       </w:r>
       <w:proofErr w:type="spellStart"/>
@@ -6467,6 +6429,8 @@
     <w:p>
       <w:pPr>
         <w:pStyle w:val="FigureCaption"/>
+        <w:spacing w:before="0" w:after="0"/>
+        <w:jc w:val="both"/>
         <w:rPr>
           <w:lang w:val="ru-RU"/>
         </w:rPr>
@@ -6477,15 +6441,11 @@
         <w:jc w:val="center"/>
       </w:pPr>
       <w:r>
-        <w:rPr>
-          <w:noProof/>
-        </w:rPr>
-        <w:lastRenderedPageBreak/>
         <w:drawing>
-          <wp:inline distT="0" distB="0" distL="0" distR="0" wp14:anchorId="4EE2E792" wp14:editId="55634FFD">
-            <wp:extent cx="4719126" cy="2698750"/>
-            <wp:effectExtent l="0" t="0" r="5715" b="6350"/>
-            <wp:docPr id="15" name="Picture 15"/>
+          <wp:inline distT="0" distB="0" distL="0" distR="0" wp14:anchorId="19B47A12" wp14:editId="304A90A6">
+            <wp:extent cx="4887383" cy="2348346"/>
+            <wp:effectExtent l="0" t="0" r="8890" b="0"/>
+            <wp:docPr id="30" name="Рисунок 30"/>
             <wp:cNvGraphicFramePr>
               <a:graphicFrameLocks xmlns:a="http://schemas.openxmlformats.org/drawingml/2006/main" noChangeAspect="1"/>
             </wp:cNvGraphicFramePr>
@@ -6493,7 +6453,7 @@
               <a:graphicData uri="http://schemas.openxmlformats.org/drawingml/2006/picture">
                 <pic:pic xmlns:pic="http://schemas.openxmlformats.org/drawingml/2006/picture">
                   <pic:nvPicPr>
-                    <pic:cNvPr id="0" name="16_admin_products.png"/>
+                    <pic:cNvPr id="1" name=""/>
                     <pic:cNvPicPr/>
                   </pic:nvPicPr>
                   <pic:blipFill>
@@ -6505,7 +6465,7 @@
                   <pic:spPr>
                     <a:xfrm>
                       <a:off x="0" y="0"/>
-                      <a:ext cx="4721728" cy="2700238"/>
+                      <a:ext cx="4906612" cy="2357585"/>
                     </a:xfrm>
                     <a:prstGeom prst="rect">
                       <a:avLst/>
@@ -6536,6 +6496,9 @@
     <w:p>
       <w:pPr>
         <w:pStyle w:val="Body14"/>
+        <w:rPr>
+          <w:rFonts w:eastAsia="Times New Roman"/>
+        </w:rPr>
       </w:pPr>
       <w:r>
         <w:rPr>
@@ -6598,18 +6561,68 @@
         <w:rPr>
           <w:rFonts w:eastAsia="Times New Roman"/>
         </w:rPr>
-        <w:t xml:space="preserve"> на рисунке 1.16.</w:t>
+        <w:t xml:space="preserve"> </w:t>
+      </w:r>
+      <w:proofErr w:type="spellStart"/>
+      <w:r>
+        <w:rPr>
+          <w:rFonts w:eastAsia="Times New Roman"/>
+        </w:rPr>
+        <w:t>на</w:t>
+      </w:r>
+      <w:proofErr w:type="spellEnd"/>
+      <w:r>
+        <w:rPr>
+          <w:rFonts w:eastAsia="Times New Roman"/>
+        </w:rPr>
+        <w:t xml:space="preserve"> </w:t>
+      </w:r>
+      <w:proofErr w:type="spellStart"/>
+      <w:r>
+        <w:rPr>
+          <w:rFonts w:eastAsia="Times New Roman"/>
+        </w:rPr>
+        <w:t>рисунке</w:t>
+      </w:r>
+      <w:proofErr w:type="spellEnd"/>
+      <w:r>
+        <w:rPr>
+          <w:rFonts w:eastAsia="Times New Roman"/>
+        </w:rPr>
+        <w:t xml:space="preserve"> 1.16.</w:t>
       </w:r>
     </w:p>
     <w:p>
       <w:pPr>
         <w:pStyle w:val="TableTitle"/>
       </w:pPr>
-      <w:r>
-        <w:rPr>
-          <w:rFonts w:eastAsia="Times New Roman"/>
-        </w:rPr>
-        <w:t>Таблица 1.12 – Управление заказами</w:t>
+      <w:proofErr w:type="spellStart"/>
+      <w:r>
+        <w:rPr>
+          <w:rFonts w:eastAsia="Times New Roman"/>
+        </w:rPr>
+        <w:t>Таблица</w:t>
+      </w:r>
+      <w:proofErr w:type="spellEnd"/>
+      <w:r>
+        <w:rPr>
+          <w:rFonts w:eastAsia="Times New Roman"/>
+        </w:rPr>
+        <w:t xml:space="preserve"> 1.12 – </w:t>
+      </w:r>
+      <w:proofErr w:type="spellStart"/>
+      <w:r>
+        <w:rPr>
+          <w:rFonts w:eastAsia="Times New Roman"/>
+        </w:rPr>
+        <w:t>Управление</w:t>
+      </w:r>
+      <w:proofErr w:type="spellEnd"/>
+      <w:r>
+        <w:rPr>
+          <w:rFonts w:eastAsia="Times New Roman"/>
+        </w:rPr>
+        <w:t xml:space="preserve"> заказами</w:t>
       </w:r>
     </w:p>
     <w:tbl>
@@ -6875,14 +6888,12 @@
         <w:jc w:val="center"/>
       </w:pPr>
       <w:r>
-        <w:rPr>
-          <w:noProof/>
-        </w:rPr>
+        <w:lastRenderedPageBreak/>
         <w:drawing>
-          <wp:inline distT="0" distB="0" distL="0" distR="0" wp14:anchorId="6A7C8D08" wp14:editId="1D78B755">
-            <wp:extent cx="4857750" cy="2778026"/>
-            <wp:effectExtent l="0" t="0" r="0" b="3810"/>
-            <wp:docPr id="16" name="Picture 16"/>
+          <wp:inline distT="0" distB="0" distL="0" distR="0" wp14:anchorId="22E036B9" wp14:editId="66813C7B">
+            <wp:extent cx="5940425" cy="2854325"/>
+            <wp:effectExtent l="0" t="0" r="3175" b="3175"/>
+            <wp:docPr id="31" name="Рисунок 31"/>
             <wp:cNvGraphicFramePr>
               <a:graphicFrameLocks xmlns:a="http://schemas.openxmlformats.org/drawingml/2006/main" noChangeAspect="1"/>
             </wp:cNvGraphicFramePr>
@@ -6890,7 +6901,7 @@
               <a:graphicData uri="http://schemas.openxmlformats.org/drawingml/2006/picture">
                 <pic:pic xmlns:pic="http://schemas.openxmlformats.org/drawingml/2006/picture">
                   <pic:nvPicPr>
-                    <pic:cNvPr id="0" name="17_admin_orders.png"/>
+                    <pic:cNvPr id="1" name=""/>
                     <pic:cNvPicPr/>
                   </pic:nvPicPr>
                   <pic:blipFill>
@@ -6902,7 +6913,7 @@
                   <pic:spPr>
                     <a:xfrm>
                       <a:off x="0" y="0"/>
-                      <a:ext cx="4876153" cy="2788550"/>
+                      <a:ext cx="5940425" cy="2854325"/>
                     </a:xfrm>
                     <a:prstGeom prst="rect">
                       <a:avLst/>
@@ -6939,7 +6950,6 @@
           <w:rFonts w:eastAsia="Times New Roman"/>
           <w:lang w:val="ru-RU"/>
         </w:rPr>
-        <w:lastRenderedPageBreak/>
         <w:t xml:space="preserve">Генерация отчётов позволяет создавать аналитические отчёты в формате </w:t>
       </w:r>
       <w:r>
@@ -6961,11 +6971,6 @@
         </w:rPr>
         <w:t>Страница отчётов показана на рисунке 1.17.</w:t>
       </w:r>
-    </w:p>
-    <w:p>
-      <w:pPr>
-        <w:pStyle w:val="FigureCaption"/>
-      </w:pPr>
     </w:p>
     <w:p>
       <w:pPr>
@@ -7032,6 +7037,7 @@
       <w:pPr>
         <w:pStyle w:val="Body14"/>
         <w:rPr>
+          <w:rFonts w:eastAsia="Times New Roman"/>
           <w:lang w:val="ru-RU"/>
         </w:rPr>
       </w:pPr>
@@ -7045,6 +7051,41 @@
     </w:p>
     <w:p>
       <w:pPr>
+        <w:pStyle w:val="Body14"/>
+        <w:rPr>
+          <w:rFonts w:eastAsia="Times New Roman"/>
+          <w:lang w:val="ru-RU"/>
+        </w:rPr>
+      </w:pPr>
+    </w:p>
+    <w:p>
+      <w:pPr>
+        <w:pStyle w:val="Body14"/>
+        <w:rPr>
+          <w:rFonts w:eastAsia="Times New Roman"/>
+          <w:lang w:val="ru-RU"/>
+        </w:rPr>
+      </w:pPr>
+    </w:p>
+    <w:p>
+      <w:pPr>
+        <w:pStyle w:val="Body14"/>
+        <w:rPr>
+          <w:rFonts w:eastAsia="Times New Roman"/>
+          <w:lang w:val="ru-RU"/>
+        </w:rPr>
+      </w:pPr>
+    </w:p>
+    <w:p>
+      <w:pPr>
+        <w:pStyle w:val="Body14"/>
+        <w:rPr>
+          <w:lang w:val="ru-RU"/>
+        </w:rPr>
+      </w:pPr>
+    </w:p>
+    <w:p>
+      <w:pPr>
         <w:pStyle w:val="TableTitle"/>
       </w:pPr>
       <w:proofErr w:type="spellStart"/>
@@ -7052,6 +7093,7 @@
         <w:rPr>
           <w:rFonts w:eastAsia="Times New Roman"/>
         </w:rPr>
+        <w:lastRenderedPageBreak/>
         <w:t>Таблица</w:t>
       </w:r>
       <w:proofErr w:type="spellEnd"/>
@@ -7404,12 +7446,11 @@
         <w:rPr>
           <w:lang w:val="ru-RU"/>
         </w:rPr>
-        <w:lastRenderedPageBreak/>
         <w:drawing>
-          <wp:inline distT="0" distB="0" distL="0" distR="0" wp14:anchorId="704F4279" wp14:editId="2E60FCBA">
-            <wp:extent cx="5940425" cy="3307080"/>
-            <wp:effectExtent l="0" t="0" r="3175" b="7620"/>
-            <wp:docPr id="9" name="Рисунок 9"/>
+          <wp:inline distT="0" distB="0" distL="0" distR="0" wp14:anchorId="7D26B08C" wp14:editId="3D0F7904">
+            <wp:extent cx="5940425" cy="2806065"/>
+            <wp:effectExtent l="0" t="0" r="3175" b="0"/>
+            <wp:docPr id="32" name="Рисунок 32"/>
             <wp:cNvGraphicFramePr>
               <a:graphicFrameLocks xmlns:a="http://schemas.openxmlformats.org/drawingml/2006/main" noChangeAspect="1"/>
             </wp:cNvGraphicFramePr>
@@ -7429,7 +7470,7 @@
                   <pic:spPr>
                     <a:xfrm>
                       <a:off x="0" y="0"/>
-                      <a:ext cx="5940425" cy="3307080"/>
+                      <a:ext cx="5940425" cy="2806065"/>
                     </a:xfrm>
                     <a:prstGeom prst="rect">
                       <a:avLst/>
@@ -7445,43 +7486,17 @@
     <w:p>
       <w:pPr>
         <w:pStyle w:val="FigureCaption"/>
-      </w:pPr>
-      <w:proofErr w:type="spellStart"/>
-      <w:r>
-        <w:rPr>
-          <w:rFonts w:eastAsia="Times New Roman"/>
-        </w:rPr>
-        <w:t>Рисунок</w:t>
-      </w:r>
-      <w:proofErr w:type="spellEnd"/>
-      <w:r>
-        <w:rPr>
-          <w:rFonts w:eastAsia="Times New Roman"/>
-        </w:rPr>
-        <w:t xml:space="preserve"> 1.18 – </w:t>
-      </w:r>
-      <w:proofErr w:type="spellStart"/>
-      <w:r>
-        <w:rPr>
-          <w:rFonts w:eastAsia="Times New Roman"/>
-        </w:rPr>
-        <w:t>Управление</w:t>
-      </w:r>
-      <w:proofErr w:type="spellEnd"/>
-      <w:r>
-        <w:rPr>
-          <w:rFonts w:eastAsia="Times New Roman"/>
-        </w:rPr>
-        <w:t xml:space="preserve"> </w:t>
-      </w:r>
-      <w:proofErr w:type="spellStart"/>
-      <w:r>
-        <w:rPr>
-          <w:rFonts w:eastAsia="Times New Roman"/>
-        </w:rPr>
-        <w:t>ремонтами</w:t>
-      </w:r>
-      <w:proofErr w:type="spellEnd"/>
+        <w:rPr>
+          <w:lang w:val="ru-RU"/>
+        </w:rPr>
+      </w:pPr>
+      <w:r>
+        <w:rPr>
+          <w:rFonts w:eastAsia="Times New Roman"/>
+          <w:lang w:val="ru-RU"/>
+        </w:rPr>
+        <w:t>Рисунок 1.18 – Управление ремонтами</w:t>
+      </w:r>
     </w:p>
     <w:p>
       <w:pPr>
